--- a/arkiv/Presentation av Personal portfolio.docx
+++ b/arkiv/Presentation av Personal portfolio.docx
@@ -54,7 +54,7 @@
     </w:p>
     <w:p>
       <w:r>
-        <w:t>Agenten  skapade en hyfsat bra Personal Portfolio sajt med tanke på den mycket korta prompten.</w:t>
+        <w:t>Agenten skapade en hyfsat bra Personal Portfolio sajt med tanke på den mycket korta prompten.</w:t>
       </w:r>
     </w:p>
     <w:p>
